--- a/Exercise/he_thong_so_thi_nghiem_chuan_bi_bai.docx
+++ b/Exercise/he_thong_so_thi_nghiem_chuan_bi_bai.docx
@@ -230,6 +230,101 @@
         </w:numPr>
       </w:pPr>
       <w:r>
+        <w:t>O</w:t>
+      </w:r>
+      <w:r>
+        <w:t>scilloscope</w:t>
+      </w:r>
+      <w:r>
+        <w:t>?</w:t>
+      </w:r>
+    </w:p>
+    <w:p>
+      <w:pPr>
+        <w:pStyle w:val="ListParagraph"/>
+      </w:pPr>
+      <w:r>
+        <w:rPr>
+          <w:noProof/>
+        </w:rPr>
+        <w:lastRenderedPageBreak/>
+        <w:drawing>
+          <wp:inline distT="0" distB="0" distL="0" distR="0" wp14:anchorId="21EAA476" wp14:editId="176F7111">
+            <wp:extent cx="5897880" cy="3660753"/>
+            <wp:effectExtent l="0" t="0" r="7620" b="0"/>
+            <wp:docPr id="1117993365" name="Picture 1"/>
+            <wp:cNvGraphicFramePr>
+              <a:graphicFrameLocks xmlns:a="http://schemas.openxmlformats.org/drawingml/2006/main" noChangeAspect="1"/>
+            </wp:cNvGraphicFramePr>
+            <a:graphic xmlns:a="http://schemas.openxmlformats.org/drawingml/2006/main">
+              <a:graphicData uri="http://schemas.openxmlformats.org/drawingml/2006/picture">
+                <pic:pic xmlns:pic="http://schemas.openxmlformats.org/drawingml/2006/picture">
+                  <pic:nvPicPr>
+                    <pic:cNvPr id="1117993365" name=""/>
+                    <pic:cNvPicPr/>
+                  </pic:nvPicPr>
+                  <pic:blipFill rotWithShape="1">
+                    <a:blip r:embed="rId6"/>
+                    <a:srcRect l="19359" t="28262" r="28590" b="14302"/>
+                    <a:stretch/>
+                  </pic:blipFill>
+                  <pic:spPr bwMode="auto">
+                    <a:xfrm>
+                      <a:off x="0" y="0"/>
+                      <a:ext cx="5913022" cy="3670152"/>
+                    </a:xfrm>
+                    <a:prstGeom prst="rect">
+                      <a:avLst/>
+                    </a:prstGeom>
+                    <a:ln>
+                      <a:noFill/>
+                    </a:ln>
+                    <a:extLst>
+                      <a:ext uri="{53640926-AAD7-44D8-BBD7-CCE9431645EC}">
+                        <a14:shadowObscured xmlns:a14="http://schemas.microsoft.com/office/drawing/2010/main"/>
+                      </a:ext>
+                    </a:extLst>
+                  </pic:spPr>
+                </pic:pic>
+              </a:graphicData>
+            </a:graphic>
+          </wp:inline>
+        </w:drawing>
+      </w:r>
+    </w:p>
+    <w:p>
+      <w:pPr>
+        <w:pStyle w:val="ListParagraph"/>
+        <w:numPr>
+          <w:ilvl w:val="0"/>
+          <w:numId w:val="5"/>
+        </w:numPr>
+      </w:pPr>
+      <w:r>
+        <w:t xml:space="preserve">Tên là </w:t>
+      </w:r>
+      <w:r>
+        <w:t>Tektronix TBS1052B</w:t>
+      </w:r>
+    </w:p>
+    <w:p>
+      <w:pPr>
+        <w:pStyle w:val="ListParagraph"/>
+        <w:numPr>
+          <w:ilvl w:val="0"/>
+          <w:numId w:val="5"/>
+        </w:numPr>
+      </w:pPr>
+    </w:p>
+    <w:p>
+      <w:pPr>
+        <w:pStyle w:val="ListParagraph"/>
+        <w:numPr>
+          <w:ilvl w:val="0"/>
+          <w:numId w:val="1"/>
+        </w:numPr>
+      </w:pPr>
+      <w:r>
         <w:t>Trước Khi Học?</w:t>
       </w:r>
     </w:p>
@@ -324,7 +419,6 @@
           </w:tcPr>
           <w:p>
             <w:r>
-              <w:lastRenderedPageBreak/>
               <w:t>Bài thí nghiệm</w:t>
             </w:r>
           </w:p>

--- a/Exercise/he_thong_so_thi_nghiem_chuan_bi_bai.docx
+++ b/Exercise/he_thong_so_thi_nghiem_chuan_bi_bai.docx
@@ -301,10 +301,19 @@
         </w:numPr>
       </w:pPr>
       <w:r>
-        <w:t xml:space="preserve">Tên là </w:t>
-      </w:r>
-      <w:r>
-        <w:t>Tektronix TBS1052B</w:t>
+        <w:t>Tên là Tektronix TBS1052B</w:t>
+      </w:r>
+    </w:p>
+    <w:p>
+      <w:pPr>
+        <w:pStyle w:val="ListParagraph"/>
+        <w:numPr>
+          <w:ilvl w:val="0"/>
+          <w:numId w:val="1"/>
+        </w:numPr>
+      </w:pPr>
+      <w:r>
+        <w:t>Probe?</w:t>
       </w:r>
     </w:p>
     <w:p>
@@ -315,6 +324,104 @@
           <w:numId w:val="5"/>
         </w:numPr>
       </w:pPr>
+      <w:r>
+        <w:rPr>
+          <w:noProof/>
+        </w:rPr>
+        <w:drawing>
+          <wp:inline distT="0" distB="0" distL="0" distR="0" wp14:anchorId="199B54C3" wp14:editId="36BE8030">
+            <wp:extent cx="3474720" cy="2689412"/>
+            <wp:effectExtent l="0" t="0" r="0" b="0"/>
+            <wp:docPr id="1155544238" name="Picture 1"/>
+            <wp:cNvGraphicFramePr>
+              <a:graphicFrameLocks xmlns:a="http://schemas.openxmlformats.org/drawingml/2006/main" noChangeAspect="1"/>
+            </wp:cNvGraphicFramePr>
+            <a:graphic xmlns:a="http://schemas.openxmlformats.org/drawingml/2006/main">
+              <a:graphicData uri="http://schemas.openxmlformats.org/drawingml/2006/picture">
+                <pic:pic xmlns:pic="http://schemas.openxmlformats.org/drawingml/2006/picture">
+                  <pic:nvPicPr>
+                    <pic:cNvPr id="1155544238" name=""/>
+                    <pic:cNvPicPr/>
+                  </pic:nvPicPr>
+                  <pic:blipFill rotWithShape="1">
+                    <a:blip r:embed="rId7"/>
+                    <a:srcRect l="26794" t="23704" r="31796" b="19316"/>
+                    <a:stretch/>
+                  </pic:blipFill>
+                  <pic:spPr bwMode="auto">
+                    <a:xfrm>
+                      <a:off x="0" y="0"/>
+                      <a:ext cx="3482370" cy="2695333"/>
+                    </a:xfrm>
+                    <a:prstGeom prst="rect">
+                      <a:avLst/>
+                    </a:prstGeom>
+                    <a:ln>
+                      <a:noFill/>
+                    </a:ln>
+                    <a:extLst>
+                      <a:ext uri="{53640926-AAD7-44D8-BBD7-CCE9431645EC}">
+                        <a14:shadowObscured xmlns:a14="http://schemas.microsoft.com/office/drawing/2010/main"/>
+                      </a:ext>
+                    </a:extLst>
+                  </pic:spPr>
+                </pic:pic>
+              </a:graphicData>
+            </a:graphic>
+          </wp:inline>
+        </w:drawing>
+      </w:r>
+    </w:p>
+    <w:p>
+      <w:pPr>
+        <w:pStyle w:val="ListParagraph"/>
+        <w:numPr>
+          <w:ilvl w:val="0"/>
+          <w:numId w:val="5"/>
+        </w:numPr>
+      </w:pPr>
+      <w:r>
+        <w:t>Đầu tròn to cắm vào</w:t>
+      </w:r>
+      <w:r>
+        <w:t xml:space="preserve"> cổng tròn màu vàng của Oscilloscope</w:t>
+      </w:r>
+    </w:p>
+    <w:p>
+      <w:pPr>
+        <w:pStyle w:val="ListParagraph"/>
+        <w:numPr>
+          <w:ilvl w:val="0"/>
+          <w:numId w:val="5"/>
+        </w:numPr>
+      </w:pPr>
+      <w:r>
+        <w:t>Đầu của dây nhánh nhỏ có dạng cái kẹp, kẹp vào GND</w:t>
+      </w:r>
+    </w:p>
+    <w:p>
+      <w:pPr>
+        <w:pStyle w:val="ListParagraph"/>
+        <w:numPr>
+          <w:ilvl w:val="0"/>
+          <w:numId w:val="5"/>
+        </w:numPr>
+      </w:pPr>
+      <w:r>
+        <w:t>Đầu chính có dạng cái móc hải tặc móc vào tín hiệu</w:t>
+      </w:r>
+    </w:p>
+    <w:p>
+      <w:pPr>
+        <w:pStyle w:val="ListParagraph"/>
+        <w:numPr>
+          <w:ilvl w:val="0"/>
+          <w:numId w:val="5"/>
+        </w:numPr>
+      </w:pPr>
+      <w:r>
+        <w:t>Gạt cái trượt màu đỏ về phía 10X để giảm cường độ tín hiệu 10 lần, về 1X để giữ nguyên cường độ, lợi ích khi giảm cường độ là nhiễu có cường độ nhỏ sẽ bay màu và bạn có thể đo cường độ cực lớn mà không sợ nổ Oscilloscope</w:t>
+      </w:r>
     </w:p>
     <w:p>
       <w:pPr>
@@ -349,6 +456,7 @@
         </w:numPr>
       </w:pPr>
       <w:r>
+        <w:lastRenderedPageBreak/>
         <w:t>In tờ có bảng sau</w:t>
       </w:r>
     </w:p>
@@ -955,6 +1063,7 @@
         </w:numPr>
       </w:pPr>
       <w:r>
+        <w:lastRenderedPageBreak/>
         <w:t>Dọn khu làm việc</w:t>
       </w:r>
     </w:p>

--- a/Exercise/he_thong_so_thi_nghiem_chuan_bi_bai.docx
+++ b/Exercise/he_thong_so_thi_nghiem_chuan_bi_bai.docx
@@ -309,6 +309,469 @@
         <w:pStyle w:val="ListParagraph"/>
         <w:numPr>
           <w:ilvl w:val="0"/>
+          <w:numId w:val="5"/>
+        </w:numPr>
+      </w:pPr>
+      <w:r>
+        <w:t>Cơ chế</w:t>
+      </w:r>
+    </w:p>
+    <w:p>
+      <w:pPr>
+        <w:pStyle w:val="ListParagraph"/>
+        <w:numPr>
+          <w:ilvl w:val="0"/>
+          <w:numId w:val="5"/>
+        </w:numPr>
+      </w:pPr>
+      <w:r>
+        <w:t xml:space="preserve">Đằng sau lưng Oscilloscope sẽ </w:t>
+      </w:r>
+      <w:r>
+        <w:t xml:space="preserve">liên tục </w:t>
+      </w:r>
+      <w:r>
+        <w:t>bắn ra 1 tia Laser thẳng về phía trước, tia này sẽ đi qua giữa 2 tụ điện bản vuông, 1 tụ đặt sao cho điện trường của nó nằm ngang, tụ còn lại điện trường thẳng đứng, khi này tia Laser do điện trường của tụ sẽ bị lệch về phương ngang và dọc và khi chạm vào màn hình sẽ tạo ra  chấm sáng</w:t>
+      </w:r>
+      <w:r>
+        <w:t xml:space="preserve">, điện trường của 2 tụ thay đổi liên tục thì chấm sáng sẽ di chuyển trên màn hình tạo hoạt ảnh, và khi di chuyển với tốc độ cực nhanh sẽ </w:t>
+      </w:r>
+      <w:r>
+        <w:t>tạo ra ảo ảnh là 1 đường liên tục</w:t>
+      </w:r>
+    </w:p>
+    <w:p>
+      <w:pPr>
+        <w:pStyle w:val="ListParagraph"/>
+        <w:numPr>
+          <w:ilvl w:val="0"/>
+          <w:numId w:val="5"/>
+        </w:numPr>
+      </w:pPr>
+      <w:r>
+        <w:t>Tín hiệu sẽ</w:t>
+      </w:r>
+      <w:r>
+        <w:t xml:space="preserve"> </w:t>
+      </w:r>
+      <w:r>
+        <w:t>liên tục được lưu trữ trong bộ nhớ</w:t>
+      </w:r>
+      <w:r>
+        <w:t xml:space="preserve">, </w:t>
+      </w:r>
+      <w:r>
+        <w:t xml:space="preserve">tín hiệu sẽ </w:t>
+      </w:r>
+      <w:r>
+        <w:t xml:space="preserve">được mắc </w:t>
+      </w:r>
+      <w:r>
+        <w:t xml:space="preserve">vào 1 thiết bị tạo độ trễ rồi mới mắc </w:t>
+      </w:r>
+      <w:r>
+        <w:t xml:space="preserve">vào thiết bị Trigger, </w:t>
+      </w:r>
+      <w:r>
+        <w:t xml:space="preserve">khi tín hiệu đạt mức điện điện thế nào đó do mình chỉ định, </w:t>
+      </w:r>
+      <w:r>
+        <w:t xml:space="preserve">thì </w:t>
+      </w:r>
+      <w:r>
+        <w:t xml:space="preserve">Trigger </w:t>
+      </w:r>
+      <w:r>
+        <w:t xml:space="preserve">sẽ </w:t>
+      </w:r>
+      <w:r>
+        <w:t xml:space="preserve">được kích, </w:t>
+      </w:r>
+      <w:r>
+        <w:t>tụ ngang bắt đầu làm tia Laser di sang ngang,</w:t>
+      </w:r>
+      <w:r>
+        <w:t xml:space="preserve"> bộ nhớ sẽ kết nối với tụ dọc để làm tia Laser di chuyển lên xuống,</w:t>
+      </w:r>
+      <w:r>
+        <w:t xml:space="preserve"> khi đi hết màn hình thì tụ điện sẽ nhả điện tích, làm tia Laser quay về lề trái, sau đó chờ 1 khoảng thời gian Hold Off, rồi mới tiếp túc hóng Trigger</w:t>
+      </w:r>
+      <w:r>
+        <w:t>, nếu hóng quá lâu mà không thấy mức điện thế mong muốn, thì Oscilloscope tự kích Trigger</w:t>
+      </w:r>
+    </w:p>
+    <w:p>
+      <w:pPr>
+        <w:pStyle w:val="ListParagraph"/>
+        <w:numPr>
+          <w:ilvl w:val="0"/>
+          <w:numId w:val="5"/>
+        </w:numPr>
+      </w:pPr>
+      <w:r>
+        <w:t>Đồ thị điện trường tụ ngang</w:t>
+      </w:r>
+    </w:p>
+    <w:p>
+      <w:pPr>
+        <w:pStyle w:val="ListParagraph"/>
+      </w:pPr>
+      <w:r>
+        <w:rPr>
+          <w:noProof/>
+        </w:rPr>
+        <w:drawing>
+          <wp:inline distT="0" distB="0" distL="0" distR="0" wp14:anchorId="760A2DB2" wp14:editId="754A8164">
+            <wp:extent cx="4717909" cy="1744980"/>
+            <wp:effectExtent l="0" t="0" r="6985" b="7620"/>
+            <wp:docPr id="239316195" name="Picture 1"/>
+            <wp:cNvGraphicFramePr>
+              <a:graphicFrameLocks xmlns:a="http://schemas.openxmlformats.org/drawingml/2006/main" noChangeAspect="1"/>
+            </wp:cNvGraphicFramePr>
+            <a:graphic xmlns:a="http://schemas.openxmlformats.org/drawingml/2006/main">
+              <a:graphicData uri="http://schemas.openxmlformats.org/drawingml/2006/picture">
+                <pic:pic xmlns:pic="http://schemas.openxmlformats.org/drawingml/2006/picture">
+                  <pic:nvPicPr>
+                    <pic:cNvPr id="239316195" name=""/>
+                    <pic:cNvPicPr/>
+                  </pic:nvPicPr>
+                  <pic:blipFill rotWithShape="1">
+                    <a:blip r:embed="rId7"/>
+                    <a:srcRect l="37692" t="29630" r="15513" b="39601"/>
+                    <a:stretch/>
+                  </pic:blipFill>
+                  <pic:spPr bwMode="auto">
+                    <a:xfrm>
+                      <a:off x="0" y="0"/>
+                      <a:ext cx="4721982" cy="1746487"/>
+                    </a:xfrm>
+                    <a:prstGeom prst="rect">
+                      <a:avLst/>
+                    </a:prstGeom>
+                    <a:ln>
+                      <a:noFill/>
+                    </a:ln>
+                    <a:extLst>
+                      <a:ext uri="{53640926-AAD7-44D8-BBD7-CCE9431645EC}">
+                        <a14:shadowObscured xmlns:a14="http://schemas.microsoft.com/office/drawing/2010/main"/>
+                      </a:ext>
+                    </a:extLst>
+                  </pic:spPr>
+                </pic:pic>
+              </a:graphicData>
+            </a:graphic>
+          </wp:inline>
+        </w:drawing>
+      </w:r>
+    </w:p>
+    <w:p>
+      <w:pPr>
+        <w:pStyle w:val="ListParagraph"/>
+        <w:numPr>
+          <w:ilvl w:val="0"/>
+          <w:numId w:val="5"/>
+        </w:numPr>
+      </w:pPr>
+      <w:r>
+        <w:lastRenderedPageBreak/>
+        <w:t>Màn hình</w:t>
+      </w:r>
+    </w:p>
+    <w:p>
+      <w:pPr>
+        <w:pStyle w:val="ListParagraph"/>
+      </w:pPr>
+      <w:r>
+        <w:rPr>
+          <w:noProof/>
+        </w:rPr>
+        <w:drawing>
+          <wp:inline distT="0" distB="0" distL="0" distR="0" wp14:anchorId="5255A490" wp14:editId="58BE04C4">
+            <wp:extent cx="4945380" cy="3407100"/>
+            <wp:effectExtent l="0" t="0" r="7620" b="3175"/>
+            <wp:docPr id="1317348299" name="Picture 1"/>
+            <wp:cNvGraphicFramePr>
+              <a:graphicFrameLocks xmlns:a="http://schemas.openxmlformats.org/drawingml/2006/main" noChangeAspect="1"/>
+            </wp:cNvGraphicFramePr>
+            <a:graphic xmlns:a="http://schemas.openxmlformats.org/drawingml/2006/main">
+              <a:graphicData uri="http://schemas.openxmlformats.org/drawingml/2006/picture">
+                <pic:pic xmlns:pic="http://schemas.openxmlformats.org/drawingml/2006/picture">
+                  <pic:nvPicPr>
+                    <pic:cNvPr id="1317348299" name=""/>
+                    <pic:cNvPicPr/>
+                  </pic:nvPicPr>
+                  <pic:blipFill rotWithShape="1">
+                    <a:blip r:embed="rId8"/>
+                    <a:srcRect l="26923" t="20969" r="23205" b="17949"/>
+                    <a:stretch/>
+                  </pic:blipFill>
+                  <pic:spPr bwMode="auto">
+                    <a:xfrm>
+                      <a:off x="0" y="0"/>
+                      <a:ext cx="4950109" cy="3410358"/>
+                    </a:xfrm>
+                    <a:prstGeom prst="rect">
+                      <a:avLst/>
+                    </a:prstGeom>
+                    <a:ln>
+                      <a:noFill/>
+                    </a:ln>
+                    <a:extLst>
+                      <a:ext uri="{53640926-AAD7-44D8-BBD7-CCE9431645EC}">
+                        <a14:shadowObscured xmlns:a14="http://schemas.microsoft.com/office/drawing/2010/main"/>
+                      </a:ext>
+                    </a:extLst>
+                  </pic:spPr>
+                </pic:pic>
+              </a:graphicData>
+            </a:graphic>
+          </wp:inline>
+        </w:drawing>
+      </w:r>
+    </w:p>
+    <w:p>
+      <w:pPr>
+        <w:pStyle w:val="ListParagraph"/>
+        <w:numPr>
+          <w:ilvl w:val="0"/>
+          <w:numId w:val="5"/>
+        </w:numPr>
+      </w:pPr>
+      <w:r>
+        <w:t>1 = “Run” thì tín hiệu đang được liên tục nạp vào bộ nhớ, = “Stop” thì bộ nhớ cố định, không nạp tín hiệu nữa</w:t>
+      </w:r>
+    </w:p>
+    <w:p>
+      <w:pPr>
+        <w:pStyle w:val="ListParagraph"/>
+        <w:numPr>
+          <w:ilvl w:val="0"/>
+          <w:numId w:val="5"/>
+        </w:numPr>
+      </w:pPr>
+      <w:r>
+        <w:t>2 là vị trí Trigger, nghĩa là vị trí này sẽ có mức điện thế = mức điện thế Trigger</w:t>
+      </w:r>
+    </w:p>
+    <w:p>
+      <w:pPr>
+        <w:pStyle w:val="ListParagraph"/>
+        <w:numPr>
+          <w:ilvl w:val="0"/>
+          <w:numId w:val="5"/>
+        </w:numPr>
+      </w:pPr>
+      <w:r>
+        <w:t>4 là thời gian ở đường kẻ chính giữa màn hình so với vị trí Trigger</w:t>
+      </w:r>
+    </w:p>
+    <w:p>
+      <w:pPr>
+        <w:pStyle w:val="ListParagraph"/>
+        <w:numPr>
+          <w:ilvl w:val="0"/>
+          <w:numId w:val="5"/>
+        </w:numPr>
+      </w:pPr>
+      <w:r>
+        <w:t>5 là đường chỉ mức điện thế Trigger</w:t>
+      </w:r>
+    </w:p>
+    <w:p>
+      <w:pPr>
+        <w:pStyle w:val="ListParagraph"/>
+        <w:numPr>
+          <w:ilvl w:val="0"/>
+          <w:numId w:val="5"/>
+        </w:numPr>
+      </w:pPr>
+      <w:r>
+        <w:t>6 là thông tin về Trigger</w:t>
+      </w:r>
+      <w:r>
+        <w:t>, số Volt = mức điện thế Trigger, số Hertz là tần số Trigger</w:t>
+      </w:r>
+    </w:p>
+    <w:p>
+      <w:pPr>
+        <w:pStyle w:val="ListParagraph"/>
+        <w:numPr>
+          <w:ilvl w:val="0"/>
+          <w:numId w:val="5"/>
+        </w:numPr>
+      </w:pPr>
+      <w:r>
+        <w:t>7 là thông tin về Offset và Scale chiều ngang</w:t>
+      </w:r>
+    </w:p>
+    <w:p>
+      <w:pPr>
+        <w:pStyle w:val="ListParagraph"/>
+        <w:numPr>
+          <w:ilvl w:val="0"/>
+          <w:numId w:val="5"/>
+        </w:numPr>
+      </w:pPr>
+      <w:r>
+        <w:t>8 là số Volt mỗi 1 ô theo chiều dọc, tương ứng với tín hiệu 1 và 2</w:t>
+      </w:r>
+    </w:p>
+    <w:p>
+      <w:pPr>
+        <w:pStyle w:val="ListParagraph"/>
+        <w:numPr>
+          <w:ilvl w:val="0"/>
+          <w:numId w:val="5"/>
+        </w:numPr>
+      </w:pPr>
+      <w:r>
+        <w:t>9 là đường có mức điện thế 0</w:t>
+      </w:r>
+    </w:p>
+    <w:p>
+      <w:pPr>
+        <w:pStyle w:val="ListParagraph"/>
+        <w:numPr>
+          <w:ilvl w:val="0"/>
+          <w:numId w:val="5"/>
+        </w:numPr>
+      </w:pPr>
+      <w:r>
+        <w:t>Nếu bạn dùng 2 Probe thì sẽ hiển thị 2 đường, mỗi đường sẽ được điều chỉnh = 3 nút phía trên cổng xoáy nòng tương ứng</w:t>
+      </w:r>
+    </w:p>
+    <w:p>
+      <w:pPr>
+        <w:pStyle w:val="ListParagraph"/>
+        <w:numPr>
+          <w:ilvl w:val="0"/>
+          <w:numId w:val="5"/>
+        </w:numPr>
+      </w:pPr>
+      <w:r>
+        <w:t>Nút thứ nhất từ trên xuống, vặn để điều chỉnh Offset chiều dọc</w:t>
+      </w:r>
+    </w:p>
+    <w:p>
+      <w:pPr>
+        <w:pStyle w:val="ListParagraph"/>
+        <w:numPr>
+          <w:ilvl w:val="0"/>
+          <w:numId w:val="5"/>
+        </w:numPr>
+      </w:pPr>
+      <w:r>
+        <w:t>Nút thứ 2 từ trên xuống, nhấn để chuyển đổi qua lại giữa ẩn và hiện đường</w:t>
+      </w:r>
+      <w:r>
+        <w:t xml:space="preserve"> tín hiệu tương ứng</w:t>
+      </w:r>
+    </w:p>
+    <w:p>
+      <w:pPr>
+        <w:pStyle w:val="ListParagraph"/>
+        <w:numPr>
+          <w:ilvl w:val="0"/>
+          <w:numId w:val="5"/>
+        </w:numPr>
+      </w:pPr>
+      <w:r>
+        <w:t>N</w:t>
+      </w:r>
+      <w:r>
+        <w:t>út thứ 3 từ trên xuống, vặn để điều chỉnh Scale chiều dọc</w:t>
+      </w:r>
+    </w:p>
+    <w:p>
+      <w:pPr>
+        <w:pStyle w:val="ListParagraph"/>
+        <w:numPr>
+          <w:ilvl w:val="0"/>
+          <w:numId w:val="5"/>
+        </w:numPr>
+      </w:pPr>
+      <w:r>
+        <w:t>2 cái kim góc phải dưới, cái ở trên là xung Clock tự động, cái ở dưới là GND</w:t>
+      </w:r>
+    </w:p>
+    <w:p>
+      <w:pPr>
+        <w:pStyle w:val="ListParagraph"/>
+        <w:numPr>
+          <w:ilvl w:val="0"/>
+          <w:numId w:val="5"/>
+        </w:numPr>
+      </w:pPr>
+      <w:r>
+        <w:t xml:space="preserve">Cột 3 nút bên bên trên cổng xoáy nóng bên phải cùng, nút thứ nhất từ trên xuống vặn để Offset </w:t>
+      </w:r>
+      <w:r>
+        <w:t>vị trí Trigger</w:t>
+      </w:r>
+      <w:r>
+        <w:t xml:space="preserve">, ấn để Reset vị trí, </w:t>
+      </w:r>
+      <w:r>
+        <w:t xml:space="preserve">nút thứ 2 từ trên xuống để chọn cách thu thập dữ liệu cho bộ nhớ, </w:t>
+      </w:r>
+      <w:r>
+        <w:t xml:space="preserve">nút thứ 3 từ trên xuống vặn để Scale </w:t>
+      </w:r>
+      <w:r>
+        <w:t>2 đường theo chiều ngang</w:t>
+      </w:r>
+    </w:p>
+    <w:p>
+      <w:pPr>
+        <w:pStyle w:val="ListParagraph"/>
+        <w:numPr>
+          <w:ilvl w:val="0"/>
+          <w:numId w:val="5"/>
+        </w:numPr>
+      </w:pPr>
+      <w:r>
+        <w:t xml:space="preserve">Cột 3 nút bên trên Clock, nút đầu tiên từ trên xuống, </w:t>
+      </w:r>
+      <w:r>
+        <w:t xml:space="preserve">bấm để mở hoặc ẩn cửa sổ Trigger, nhấn giữ để ẩn các đường tín hiệu và thay vào đó là đồ thị hiện những chỗ có Trigger, nhả tay để trở về ban đầu, </w:t>
+      </w:r>
+      <w:r>
+        <w:t>nút thứ 2 từ trên xuống, vặn để chỉnh mức điện thế Trigger, bấm để tự động chỉnh mức điện thế ở chính giữa cực đại và cực tiểu tín hiệu</w:t>
+      </w:r>
+      <w:r>
+        <w:t>, nút thứ 3 từ trên xuống bấm để tự tạo Trigger</w:t>
+      </w:r>
+    </w:p>
+    <w:p>
+      <w:pPr>
+        <w:pStyle w:val="ListParagraph"/>
+        <w:numPr>
+          <w:ilvl w:val="0"/>
+          <w:numId w:val="5"/>
+        </w:numPr>
+      </w:pPr>
+      <w:r>
+        <w:t>Nút “Run/Stop” góc phải trên, bấm để chuyển đổi qua lại giữa thu thập và dừng thu thập dữ liệu cho bộ nhớ</w:t>
+      </w:r>
+    </w:p>
+    <w:p>
+      <w:pPr>
+        <w:pStyle w:val="ListParagraph"/>
+        <w:numPr>
+          <w:ilvl w:val="0"/>
+          <w:numId w:val="5"/>
+        </w:numPr>
+      </w:pPr>
+      <w:r>
+        <w:lastRenderedPageBreak/>
+        <w:t>Nút “Single” bên dưới, bấm để Trigger 1 phát, hiện đường rồi dừng thu thập dữ liệu cho bộ nhớ</w:t>
+      </w:r>
+    </w:p>
+    <w:p>
+      <w:pPr>
+        <w:pStyle w:val="ListParagraph"/>
+        <w:numPr>
+          <w:ilvl w:val="0"/>
           <w:numId w:val="1"/>
         </w:numPr>
       </w:pPr>
@@ -344,7 +807,7 @@
                     <pic:cNvPicPr/>
                   </pic:nvPicPr>
                   <pic:blipFill rotWithShape="1">
-                    <a:blip r:embed="rId7"/>
+                    <a:blip r:embed="rId9"/>
                     <a:srcRect l="26794" t="23704" r="31796" b="19316"/>
                     <a:stretch/>
                   </pic:blipFill>
@@ -384,7 +847,13 @@
         <w:t>Đầu tròn to cắm vào</w:t>
       </w:r>
       <w:r>
-        <w:t xml:space="preserve"> cổng tròn màu vàng của Oscilloscope</w:t>
+        <w:t xml:space="preserve"> cổng tròn mà</w:t>
+      </w:r>
+      <w:r>
+        <w:t>u vàng hoặc xanh lam dạng xoáy nòng</w:t>
+      </w:r>
+      <w:r>
+        <w:t xml:space="preserve"> của Oscilloscope</w:t>
       </w:r>
     </w:p>
     <w:p>
@@ -456,7 +925,6 @@
         </w:numPr>
       </w:pPr>
       <w:r>
-        <w:lastRenderedPageBreak/>
         <w:t>In tờ có bảng sau</w:t>
       </w:r>
     </w:p>
@@ -764,6 +1232,7 @@
           </w:tcPr>
           <w:p>
             <w:r>
+              <w:lastRenderedPageBreak/>
               <w:t>4a</w:t>
             </w:r>
           </w:p>
@@ -1063,7 +1532,6 @@
         </w:numPr>
       </w:pPr>
       <w:r>
-        <w:lastRenderedPageBreak/>
         <w:t>Dọn khu làm việc</w:t>
       </w:r>
     </w:p>

--- a/Exercise/he_thong_so_thi_nghiem_chuan_bi_bai.docx
+++ b/Exercise/he_thong_so_thi_nghiem_chuan_bi_bai.docx
@@ -589,7 +589,13 @@
         <w:t>6 là thông tin về Trigger</w:t>
       </w:r>
       <w:r>
-        <w:t>, số Volt = mức điện thế Trigger, số Hertz là tần số Trigger</w:t>
+        <w:t xml:space="preserve">, </w:t>
+      </w:r>
+      <w:r>
+        <w:t xml:space="preserve">biểu tượng bên trái cùng là nguồn dùng để Trigger, </w:t>
+      </w:r>
+      <w:r>
+        <w:t>số Volt = mức điện thế Trigger, số Hertz là tần số Trigger</w:t>
       </w:r>
     </w:p>
     <w:p>
@@ -666,6 +672,9 @@
       <w:r>
         <w:t xml:space="preserve"> tín hiệu tương ứng</w:t>
       </w:r>
+      <w:r>
+        <w:t>, đồng thời hiện cửa sổ điều chỉnh đường tín hiệu tương ứng</w:t>
+      </w:r>
     </w:p>
     <w:p>
       <w:pPr>
@@ -733,7 +742,13 @@
         <w:t xml:space="preserve">Cột 3 nút bên trên Clock, nút đầu tiên từ trên xuống, </w:t>
       </w:r>
       <w:r>
-        <w:t xml:space="preserve">bấm để mở hoặc ẩn cửa sổ Trigger, nhấn giữ để ẩn các đường tín hiệu và thay vào đó là đồ thị hiện những chỗ có Trigger, nhả tay để trở về ban đầu, </w:t>
+        <w:t>bấm để mở hoặc</w:t>
+      </w:r>
+      <w:r>
+        <w:t xml:space="preserve"> </w:t>
+      </w:r>
+      <w:r>
+        <w:t xml:space="preserve">cửa sổ Trigger, nhấn giữ để ẩn các đường tín hiệu và thay vào đó là đồ thị hiện những chỗ có Trigger, nhả tay để trở về ban đầu, </w:t>
       </w:r>
       <w:r>
         <w:t>nút thứ 2 từ trên xuống, vặn để chỉnh mức điện thế Trigger, bấm để tự động chỉnh mức điện thế ở chính giữa cực đại và cực tiểu tín hiệu</w:t>
@@ -751,6 +766,7 @@
         </w:numPr>
       </w:pPr>
       <w:r>
+        <w:lastRenderedPageBreak/>
         <w:t>Nút “Run/Stop” góc phải trên, bấm để chuyển đổi qua lại giữa thu thập và dừng thu thập dữ liệu cho bộ nhớ</w:t>
       </w:r>
     </w:p>
@@ -763,8 +779,40 @@
         </w:numPr>
       </w:pPr>
       <w:r>
-        <w:lastRenderedPageBreak/>
         <w:t>Nút “Single” bên dưới, bấm để Trigger 1 phát, hiện đường rồi dừng thu thập dữ liệu cho bộ nhớ</w:t>
+      </w:r>
+    </w:p>
+    <w:p>
+      <w:pPr>
+        <w:pStyle w:val="ListParagraph"/>
+        <w:numPr>
+          <w:ilvl w:val="0"/>
+          <w:numId w:val="5"/>
+        </w:numPr>
+      </w:pPr>
+      <w:r>
+        <w:t xml:space="preserve">5 nút hình vuông ngay bên phải màn hình, bấm để vào </w:t>
+      </w:r>
+      <w:r>
+        <w:t>thuộc tính</w:t>
+      </w:r>
+      <w:r>
+        <w:t xml:space="preserve"> tương ứng của cửa sổ đang mở</w:t>
+      </w:r>
+      <w:r>
+        <w:t>, vặn cái nút tròn to nhất của Oscilloscope để chọn giá trị cho thuộc tính, bấm 1 cái nữa để xác nhận</w:t>
+      </w:r>
+    </w:p>
+    <w:p>
+      <w:pPr>
+        <w:pStyle w:val="ListParagraph"/>
+        <w:numPr>
+          <w:ilvl w:val="0"/>
+          <w:numId w:val="5"/>
+        </w:numPr>
+      </w:pPr>
+      <w:r>
+        <w:t>Nút “Cursor” bên phải trên nút to nhất, bấm để mở cửa sổ đường dóng</w:t>
       </w:r>
     </w:p>
     <w:p>
@@ -1232,7 +1280,6 @@
           </w:tcPr>
           <w:p>
             <w:r>
-              <w:lastRenderedPageBreak/>
               <w:t>4a</w:t>
             </w:r>
           </w:p>

--- a/Exercise/he_thong_so_thi_nghiem_chuan_bi_bai.docx
+++ b/Exercise/he_thong_so_thi_nghiem_chuan_bi_bai.docx
@@ -1390,196 +1390,482 @@
         </w:numPr>
       </w:pPr>
       <w:r>
-        <w:t>Dọn bàn gọn gàng để đặt Tickit</w:t>
-      </w:r>
-    </w:p>
-    <w:p>
-      <w:pPr>
-        <w:pStyle w:val="ListParagraph"/>
-        <w:numPr>
-          <w:ilvl w:val="0"/>
-          <w:numId w:val="3"/>
-        </w:numPr>
-      </w:pPr>
-      <w:r>
-        <w:t>Gạt</w:t>
-      </w:r>
-      <w:r>
-        <w:t xml:space="preserve"> công tắc nguồn về O</w:t>
-      </w:r>
-      <w:r>
-        <w:t>FF</w:t>
-      </w:r>
-    </w:p>
-    <w:p>
-      <w:pPr>
-        <w:pStyle w:val="ListParagraph"/>
-        <w:numPr>
-          <w:ilvl w:val="0"/>
-          <w:numId w:val="3"/>
-        </w:numPr>
-      </w:pPr>
-      <w:r>
-        <w:t>Cắm điện vào</w:t>
-      </w:r>
-    </w:p>
-    <w:p>
-      <w:pPr>
-        <w:pStyle w:val="ListParagraph"/>
-        <w:numPr>
-          <w:ilvl w:val="0"/>
-          <w:numId w:val="3"/>
-        </w:numPr>
-      </w:pPr>
-      <w:r>
-        <w:t xml:space="preserve">Gạt công tắc nguồn về ON, </w:t>
-      </w:r>
-      <w:r>
-        <w:t xml:space="preserve">LED nguồn sáng, </w:t>
-      </w:r>
-      <w:r>
-        <w:t xml:space="preserve">khi này Tickit sẽ tự kiểm lỗi = cách </w:t>
-      </w:r>
-      <w:r>
-        <w:t>nhấp sáng 2 lần</w:t>
-      </w:r>
-      <w:r>
-        <w:t xml:space="preserve"> 2 LED 7 đoạn</w:t>
-      </w:r>
-      <w:r>
-        <w:t xml:space="preserve"> và </w:t>
-      </w:r>
-      <w:r>
-        <w:t xml:space="preserve">8 LED đơn, nếu </w:t>
-      </w:r>
-      <w:r>
-        <w:t>có LED không sáng thì báo lỗi</w:t>
-      </w:r>
-      <w:r>
-        <w:t>, có thể bỏ qua kiểm lỗi này = cách nhấn nút KEY A, KEY B hoặc KEY C</w:t>
-      </w:r>
-    </w:p>
-    <w:p>
-      <w:pPr>
-        <w:pStyle w:val="ListParagraph"/>
-        <w:numPr>
-          <w:ilvl w:val="0"/>
-          <w:numId w:val="3"/>
-        </w:numPr>
-      </w:pPr>
-      <w:r>
-        <w:t>Dùng đồng hồ đo điện đa năng đo hiệu điện thế giữa chân 5 V và GND, nếu không = 5 V thì báo lỗi</w:t>
-      </w:r>
-      <w:r>
-        <w:t xml:space="preserve">, đồng thời đo giữa </w:t>
-      </w:r>
-      <w:r>
-        <w:t>Clock và GND xem có nhảy qua lại giữa 5 V và 0 V không, nếu không thì báo lỗi</w:t>
-      </w:r>
-    </w:p>
-    <w:p>
-      <w:pPr>
-        <w:pStyle w:val="ListParagraph"/>
-        <w:numPr>
-          <w:ilvl w:val="0"/>
-          <w:numId w:val="3"/>
-        </w:numPr>
-      </w:pPr>
-      <w:r>
-        <w:t xml:space="preserve">Gạt tất cả công tắc từ 0 tới 7 về ON, đo hiệu điện thế giữa tất cả chân công tắc từ 0 tới 7 với GND, </w:t>
-      </w:r>
-      <w:r>
-        <w:t>cái nào không = 5 V thì báo lỗi</w:t>
-      </w:r>
-    </w:p>
-    <w:p>
-      <w:pPr>
-        <w:pStyle w:val="ListParagraph"/>
-        <w:numPr>
-          <w:ilvl w:val="0"/>
-          <w:numId w:val="3"/>
-        </w:numPr>
-      </w:pPr>
-      <w:r>
-        <w:t>Lấy 1 dây</w:t>
-      </w:r>
-      <w:r>
-        <w:t xml:space="preserve"> 2 đầu đực</w:t>
-      </w:r>
-      <w:r>
-        <w:t xml:space="preserve">, </w:t>
-      </w:r>
-      <w:r>
-        <w:t>chạm</w:t>
-      </w:r>
-      <w:r>
-        <w:t xml:space="preserve"> 1 đầu vào 5 V, đầu còn lại </w:t>
-      </w:r>
-      <w:r>
-        <w:t xml:space="preserve">chạm </w:t>
-      </w:r>
-      <w:r>
-        <w:t>vào từng chân LED đơn từ 0 tới 7, LED nào không sáng thì báo lỗi</w:t>
-      </w:r>
-    </w:p>
-    <w:p>
-      <w:pPr>
-        <w:pStyle w:val="ListParagraph"/>
-        <w:numPr>
-          <w:ilvl w:val="0"/>
-          <w:numId w:val="3"/>
-        </w:numPr>
-      </w:pPr>
-      <w:r>
-        <w:t>Kiểm tra chân IC có cong không, nếu có thì nắn lại</w:t>
-      </w:r>
-    </w:p>
-    <w:p>
-      <w:pPr>
-        <w:pStyle w:val="ListParagraph"/>
-        <w:numPr>
-          <w:ilvl w:val="0"/>
-          <w:numId w:val="3"/>
-        </w:numPr>
-      </w:pPr>
-      <w:r>
-        <w:t>Gỡ toàn bộ dây điện + phân loại đực cái + trả vào ngăn đựng</w:t>
-      </w:r>
-    </w:p>
-    <w:p>
-      <w:pPr>
-        <w:pStyle w:val="ListParagraph"/>
-        <w:numPr>
-          <w:ilvl w:val="0"/>
-          <w:numId w:val="3"/>
-        </w:numPr>
-      </w:pPr>
-      <w:r>
-        <w:t>Gỡ IC nhẹ nhàng + trả vào ngăn đựng</w:t>
-      </w:r>
-    </w:p>
-    <w:p>
-      <w:pPr>
-        <w:pStyle w:val="ListParagraph"/>
-        <w:numPr>
-          <w:ilvl w:val="0"/>
-          <w:numId w:val="3"/>
-        </w:numPr>
-      </w:pPr>
-      <w:r>
-        <w:t>Trả Tickit + các thiết bị đo</w:t>
-      </w:r>
-    </w:p>
-    <w:p>
-      <w:pPr>
-        <w:pStyle w:val="ListParagraph"/>
-        <w:numPr>
-          <w:ilvl w:val="0"/>
-          <w:numId w:val="3"/>
-        </w:numPr>
-      </w:pPr>
-      <w:r>
-        <w:t>Dọn khu làm việc</w:t>
+        <w:t>Kêu 2 thằng kia lấy IC 7404 và 7473 + dây rợ</w:t>
+      </w:r>
+    </w:p>
+    <w:p>
+      <w:pPr>
+        <w:pStyle w:val="ListParagraph"/>
+        <w:numPr>
+          <w:ilvl w:val="0"/>
+          <w:numId w:val="3"/>
+        </w:numPr>
+      </w:pPr>
+      <w:r>
+        <w:t>Đọc kỹ số ghi trên IC</w:t>
+      </w:r>
+    </w:p>
+    <w:p>
+      <w:pPr>
+        <w:pStyle w:val="ListParagraph"/>
+        <w:numPr>
+          <w:ilvl w:val="0"/>
+          <w:numId w:val="3"/>
+        </w:numPr>
+      </w:pPr>
+      <w:r>
+        <w:t>Lắp song song vào breadboard</w:t>
+      </w:r>
+    </w:p>
+    <w:p>
+      <w:pPr>
+        <w:pStyle w:val="ListParagraph"/>
+        <w:numPr>
+          <w:ilvl w:val="0"/>
+          <w:numId w:val="3"/>
+        </w:numPr>
+      </w:pPr>
+      <w:r>
+        <w:t>Đánh dấu IC vào giấy</w:t>
+      </w:r>
+    </w:p>
+    <w:p>
+      <w:pPr>
+        <w:pStyle w:val="ListParagraph"/>
+        <w:numPr>
+          <w:ilvl w:val="0"/>
+          <w:numId w:val="3"/>
+        </w:numPr>
+      </w:pPr>
+      <w:r>
+        <w:t>Nối dây, trước khi nối mỗi dây, dùng VOM check nó có đứt</w:t>
+      </w:r>
+    </w:p>
+    <w:p>
+      <w:pPr>
+        <w:pStyle w:val="ListParagraph"/>
+        <w:numPr>
+          <w:ilvl w:val="0"/>
+          <w:numId w:val="3"/>
+        </w:numPr>
+      </w:pPr>
+      <w:r>
+        <w:t xml:space="preserve">Debug </w:t>
+      </w:r>
+      <w:r>
+        <w:t xml:space="preserve">thay ic đầu tiên </w:t>
+      </w:r>
+      <w:r>
+        <w:t>dùng Sợi dây khác cắm vào từng chân đầu còn lại cắm vào LED</w:t>
+      </w:r>
+    </w:p>
+    <w:p>
+      <w:pPr>
+        <w:pStyle w:val="ListParagraph"/>
+        <w:numPr>
+          <w:ilvl w:val="0"/>
+          <w:numId w:val="3"/>
+        </w:numPr>
+      </w:pPr>
+      <w:r>
+        <w:t>Sau khi chạy xong, mở Logisim mô phỏng</w:t>
+      </w:r>
+    </w:p>
+    <w:p>
+      <w:pPr>
+        <w:pStyle w:val="ListParagraph"/>
+        <w:numPr>
+          <w:ilvl w:val="0"/>
+          <w:numId w:val="3"/>
+        </w:numPr>
+      </w:pPr>
+      <w:r>
+        <w:t>Kêu anh chấm điểm</w:t>
+      </w:r>
+    </w:p>
+    <w:p>
+      <w:pPr>
+        <w:pStyle w:val="ListParagraph"/>
+        <w:numPr>
+          <w:ilvl w:val="0"/>
+          <w:numId w:val="3"/>
+        </w:numPr>
+      </w:pPr>
+      <w:r>
+        <w:t xml:space="preserve">Gỡ IC </w:t>
+      </w:r>
+      <w:r>
+        <w:t xml:space="preserve">7404 </w:t>
+      </w:r>
+      <w:r>
+        <w:t>ra để lại chỗ cũ</w:t>
+      </w:r>
+      <w:r>
+        <w:t>, giữ 7473</w:t>
+      </w:r>
+    </w:p>
+    <w:p>
+      <w:pPr>
+        <w:pStyle w:val="ListParagraph"/>
+        <w:numPr>
+          <w:ilvl w:val="0"/>
+          <w:numId w:val="3"/>
+        </w:numPr>
+      </w:pPr>
+      <w:r>
+        <w:t>Gỡ dây rợ để trên bàn</w:t>
+      </w:r>
+    </w:p>
+    <w:p>
+      <w:pPr>
+        <w:pStyle w:val="ListParagraph"/>
+        <w:numPr>
+          <w:ilvl w:val="0"/>
+          <w:numId w:val="3"/>
+        </w:numPr>
+      </w:pPr>
+      <w:r>
+        <w:t>Kêu 2 thằng kia lấy 2 cái IC 7474</w:t>
+      </w:r>
+    </w:p>
+    <w:p>
+      <w:pPr>
+        <w:pStyle w:val="ListParagraph"/>
+        <w:numPr>
+          <w:ilvl w:val="0"/>
+          <w:numId w:val="3"/>
+        </w:numPr>
+      </w:pPr>
+      <w:r>
+        <w:t>Lắp song song vào breadboard</w:t>
+      </w:r>
+    </w:p>
+    <w:p>
+      <w:pPr>
+        <w:pStyle w:val="ListParagraph"/>
+        <w:numPr>
+          <w:ilvl w:val="0"/>
+          <w:numId w:val="3"/>
+        </w:numPr>
+      </w:pPr>
+      <w:r>
+        <w:t>Nối dây</w:t>
+      </w:r>
+    </w:p>
+    <w:p>
+      <w:pPr>
+        <w:pStyle w:val="ListParagraph"/>
+        <w:numPr>
+          <w:ilvl w:val="0"/>
+          <w:numId w:val="3"/>
+        </w:numPr>
+      </w:pPr>
+      <w:r>
+        <w:t>Debug</w:t>
+      </w:r>
+      <w:r>
+        <w:t xml:space="preserve"> thay ic đầu tiên</w:t>
+      </w:r>
+      <w:r>
+        <w:t xml:space="preserve"> dùng Sợi dây khác cắm vào từng chân đầu còn lại cắm vào LED</w:t>
+      </w:r>
+    </w:p>
+    <w:p>
+      <w:pPr>
+        <w:pStyle w:val="ListParagraph"/>
+        <w:numPr>
+          <w:ilvl w:val="0"/>
+          <w:numId w:val="3"/>
+        </w:numPr>
+      </w:pPr>
+      <w:r>
+        <w:t>Sau khi chạy xong, mở Logisim mô phỏng</w:t>
+      </w:r>
+    </w:p>
+    <w:p>
+      <w:pPr>
+        <w:pStyle w:val="ListParagraph"/>
+        <w:numPr>
+          <w:ilvl w:val="0"/>
+          <w:numId w:val="3"/>
+        </w:numPr>
+      </w:pPr>
+      <w:r>
+        <w:t>Kêu anh chấm điểm</w:t>
+      </w:r>
+    </w:p>
+    <w:p>
+      <w:pPr>
+        <w:pStyle w:val="ListParagraph"/>
+        <w:numPr>
+          <w:ilvl w:val="0"/>
+          <w:numId w:val="3"/>
+        </w:numPr>
+      </w:pPr>
+      <w:r>
+        <w:t xml:space="preserve">Gỡ </w:t>
+      </w:r>
+      <w:r>
+        <w:t>2</w:t>
+      </w:r>
+      <w:r>
+        <w:t xml:space="preserve"> IC ra để lại chỗ cũ</w:t>
+      </w:r>
+    </w:p>
+    <w:p>
+      <w:pPr>
+        <w:pStyle w:val="ListParagraph"/>
+        <w:numPr>
+          <w:ilvl w:val="0"/>
+          <w:numId w:val="3"/>
+        </w:numPr>
+      </w:pPr>
+      <w:r>
+        <w:t>Gỡ dây rợ để trên bàn</w:t>
+      </w:r>
+    </w:p>
+    <w:p>
+      <w:pPr>
+        <w:pStyle w:val="ListParagraph"/>
+        <w:numPr>
+          <w:ilvl w:val="0"/>
+          <w:numId w:val="3"/>
+        </w:numPr>
+      </w:pPr>
+      <w:r>
+        <w:t>Mở Logisim mô phỏng bài 3</w:t>
+      </w:r>
+    </w:p>
+    <w:p>
+      <w:pPr>
+        <w:pStyle w:val="ListParagraph"/>
+        <w:numPr>
+          <w:ilvl w:val="0"/>
+          <w:numId w:val="3"/>
+        </w:numPr>
+      </w:pPr>
+      <w:r>
+        <w:t>Kêu 2 thằng kia lấy IC 74</w:t>
+      </w:r>
+      <w:r>
+        <w:t>83</w:t>
+      </w:r>
+    </w:p>
+    <w:p>
+      <w:pPr>
+        <w:pStyle w:val="ListParagraph"/>
+        <w:numPr>
+          <w:ilvl w:val="0"/>
+          <w:numId w:val="3"/>
+        </w:numPr>
+      </w:pPr>
+      <w:r>
+        <w:t>Lắp vào breadboard</w:t>
+      </w:r>
+    </w:p>
+    <w:p>
+      <w:pPr>
+        <w:pStyle w:val="ListParagraph"/>
+        <w:numPr>
+          <w:ilvl w:val="0"/>
+          <w:numId w:val="3"/>
+        </w:numPr>
+      </w:pPr>
+      <w:r>
+        <w:t>Nối dây</w:t>
+      </w:r>
+    </w:p>
+    <w:p>
+      <w:pPr>
+        <w:pStyle w:val="ListParagraph"/>
+        <w:numPr>
+          <w:ilvl w:val="0"/>
+          <w:numId w:val="3"/>
+        </w:numPr>
+      </w:pPr>
+      <w:r>
+        <w:t>Debug</w:t>
+      </w:r>
+      <w:r>
+        <w:t xml:space="preserve"> thay ic đầu tiên sau đó</w:t>
+      </w:r>
+      <w:r>
+        <w:t xml:space="preserve"> dùng Sợi dây khác cắm vào từng chân đầu còn lại cắm vào LED</w:t>
+      </w:r>
+    </w:p>
+    <w:p>
+      <w:pPr>
+        <w:pStyle w:val="ListParagraph"/>
+        <w:numPr>
+          <w:ilvl w:val="0"/>
+          <w:numId w:val="3"/>
+        </w:numPr>
+      </w:pPr>
+      <w:r>
+        <w:t>Sau khi chạy xong, mở Logisim mô phỏng</w:t>
+      </w:r>
+    </w:p>
+    <w:p>
+      <w:pPr>
+        <w:pStyle w:val="ListParagraph"/>
+        <w:numPr>
+          <w:ilvl w:val="0"/>
+          <w:numId w:val="3"/>
+        </w:numPr>
+      </w:pPr>
+      <w:r>
+        <w:t>Kêu anh chấm điểm</w:t>
+      </w:r>
+    </w:p>
+    <w:p>
+      <w:pPr>
+        <w:pStyle w:val="ListParagraph"/>
+        <w:numPr>
+          <w:ilvl w:val="0"/>
+          <w:numId w:val="3"/>
+        </w:numPr>
+      </w:pPr>
+      <w:r>
+        <w:t>Gỡ IC ra để lại chỗ cũ</w:t>
+      </w:r>
+    </w:p>
+    <w:p>
+      <w:pPr>
+        <w:pStyle w:val="ListParagraph"/>
+        <w:numPr>
+          <w:ilvl w:val="0"/>
+          <w:numId w:val="3"/>
+        </w:numPr>
+      </w:pPr>
+      <w:r>
+        <w:t>Gỡ dây rợ để trên bàn</w:t>
+      </w:r>
+    </w:p>
+    <w:p>
+      <w:pPr>
+        <w:pStyle w:val="ListParagraph"/>
+        <w:numPr>
+          <w:ilvl w:val="0"/>
+          <w:numId w:val="3"/>
+        </w:numPr>
+      </w:pPr>
+      <w:r>
+        <w:t xml:space="preserve">Kêu 2 thằng kia lấy </w:t>
+      </w:r>
+      <w:r>
+        <w:t>thêm 1</w:t>
+      </w:r>
+      <w:r>
+        <w:t xml:space="preserve"> cái IC 747</w:t>
+      </w:r>
+      <w:r>
+        <w:t>3 và 1 cái 7400</w:t>
+      </w:r>
+    </w:p>
+    <w:p>
+      <w:pPr>
+        <w:pStyle w:val="ListParagraph"/>
+        <w:numPr>
+          <w:ilvl w:val="0"/>
+          <w:numId w:val="3"/>
+        </w:numPr>
+      </w:pPr>
+      <w:r>
+        <w:t>Lắp 2 cái 7473 và 1 cái 7400 song song vào breadboard, 2 cái 7473 bên trái, 7400 bên phải</w:t>
+      </w:r>
+    </w:p>
+    <w:p>
+      <w:pPr>
+        <w:pStyle w:val="ListParagraph"/>
+        <w:numPr>
+          <w:ilvl w:val="0"/>
+          <w:numId w:val="3"/>
+        </w:numPr>
+      </w:pPr>
+      <w:r>
+        <w:t>Đánh dấu IC vào giấy</w:t>
+      </w:r>
+    </w:p>
+    <w:p>
+      <w:pPr>
+        <w:pStyle w:val="ListParagraph"/>
+        <w:numPr>
+          <w:ilvl w:val="0"/>
+          <w:numId w:val="3"/>
+        </w:numPr>
+      </w:pPr>
+      <w:r>
+        <w:t>Nối dây</w:t>
+      </w:r>
+    </w:p>
+    <w:p>
+      <w:pPr>
+        <w:pStyle w:val="ListParagraph"/>
+        <w:numPr>
+          <w:ilvl w:val="0"/>
+          <w:numId w:val="3"/>
+        </w:numPr>
+      </w:pPr>
+      <w:r>
+        <w:lastRenderedPageBreak/>
+        <w:t>Debug</w:t>
+      </w:r>
+      <w:r>
+        <w:t xml:space="preserve">, thay IC đầu tiên sau đó </w:t>
+      </w:r>
+      <w:r>
+        <w:t>dùng Sợi dây khác cắm vào từng chân đầu còn lại cắm vào LED</w:t>
+      </w:r>
+    </w:p>
+    <w:p>
+      <w:pPr>
+        <w:pStyle w:val="ListParagraph"/>
+        <w:numPr>
+          <w:ilvl w:val="0"/>
+          <w:numId w:val="3"/>
+        </w:numPr>
+      </w:pPr>
+      <w:r>
+        <w:t>Sau khi chạy xong, mở Logisim mô phỏng</w:t>
+      </w:r>
+    </w:p>
+    <w:p>
+      <w:pPr>
+        <w:pStyle w:val="ListParagraph"/>
+        <w:numPr>
+          <w:ilvl w:val="0"/>
+          <w:numId w:val="3"/>
+        </w:numPr>
+      </w:pPr>
+      <w:r>
+        <w:t>Kêu anh chấm điểm</w:t>
+      </w:r>
+    </w:p>
+    <w:p>
+      <w:pPr>
+        <w:pStyle w:val="ListParagraph"/>
+        <w:numPr>
+          <w:ilvl w:val="0"/>
+          <w:numId w:val="3"/>
+        </w:numPr>
+      </w:pPr>
+      <w:r>
+        <w:t>Gỡ IC ra để lại chỗ cũ</w:t>
+      </w:r>
+    </w:p>
+    <w:p>
+      <w:pPr>
+        <w:pStyle w:val="ListParagraph"/>
+        <w:numPr>
+          <w:ilvl w:val="0"/>
+          <w:numId w:val="3"/>
+        </w:numPr>
+      </w:pPr>
+      <w:r>
+        <w:t xml:space="preserve">Gỡ dây rợ để </w:t>
+      </w:r>
+      <w:r>
+        <w:t>lại chỗ cũ</w:t>
       </w:r>
     </w:p>
     <w:sectPr>
